--- a/project/documents/temp/ApplicationDataSheet_NEW2assigneeMultipleout.docx
+++ b/project/documents/temp/ApplicationDataSheet_NEW2assigneeMultipleout.docx
@@ -118,25 +118,22 @@
               <w:rPr>
                 <w:b/>
               </w:rPr>
-              <w:t>&lt;&lt;assigneeCnt&gt;</w:t>
+              <w:t xml:space="preserve">Assignee: </w:t>
             </w:r>
             <w:proofErr w:type="gramStart"/>
             <w:r>
               <w:rPr>
                 <w:b/>
               </w:rPr>
-              <w:t>&gt;</w:t>
             </w:r>
             <w:r>
               <w:t xml:space="preserve">  </w:t>
             </w:r>
             <w:r>
-              <w:t>&lt;</w:t>
+              <w:t>ACME Manufacturing</w:t>
             </w:r>
             <w:proofErr w:type="gramEnd"/>
-            <w:r>
-              <w:t>&lt;assignee&gt;&gt;</w:t>
-            </w:r>
+            <w:r/>
           </w:p>
         </w:tc>
       </w:tr>
@@ -1977,7 +1974,7 @@
               <w:rPr>
                 <w:rFonts w:cstheme="minorHAnsi"/>
               </w:rPr>
-              <w:t xml:space="preserve"> &lt;&lt;assigneeStreet1&gt;&gt;</w:t>
+              <w:t xml:space="preserve"> 9002 Desert Lane East</w:t>
             </w:r>
           </w:p>
         </w:tc>
@@ -2056,7 +2053,7 @@
               <w:rPr>
                 <w:rFonts w:cstheme="minorHAnsi"/>
               </w:rPr>
-              <w:t>&lt;&lt;assigneeStreet2&gt;&gt;</w:t>
+              <w:t>Aladdin's PArk</w:t>
             </w:r>
           </w:p>
         </w:tc>
@@ -2118,7 +2115,7 @@
               <w:rPr>
                 <w:rFonts w:cstheme="minorHAnsi"/>
               </w:rPr>
-              <w:t xml:space="preserve"> &lt;&lt;assigneeCity&gt;&gt;</w:t>
+              <w:t xml:space="preserve"> Dry Gulch</w:t>
             </w:r>
           </w:p>
         </w:tc>
@@ -2195,7 +2192,7 @@
               <w:rPr>
                 <w:rFonts w:cstheme="minorHAnsi"/>
               </w:rPr>
-              <w:t xml:space="preserve"> &lt;&lt;assigneeState&gt;&gt;</w:t>
+              <w:t xml:space="preserve"> NE</w:t>
             </w:r>
           </w:p>
         </w:tc>
@@ -2266,7 +2263,7 @@
               <w:rPr>
                 <w:rFonts w:eastAsia="Arial" w:cstheme="minorHAnsi"/>
               </w:rPr>
-              <w:t xml:space="preserve"> &lt;&lt;assigneeCountry&gt;&gt;</w:t>
+              <w:t xml:space="preserve"> US  </w:t>
             </w:r>
           </w:p>
         </w:tc>
@@ -2339,7 +2336,7 @@
               <w:rPr>
                 <w:rFonts w:cstheme="minorHAnsi"/>
               </w:rPr>
-              <w:t xml:space="preserve"> &lt;&lt;assigneeZip&gt;&gt;</w:t>
+              <w:t xml:space="preserve"> 88888</w:t>
             </w:r>
           </w:p>
         </w:tc>
